--- a/Document/fuClaw_AIoT_Agent_技術教學手冊.docx
+++ b/Document/fuClaw_AIoT_Agent_技術教學手冊.docx
@@ -4159,10 +4159,10 @@
         <w:tblLook w:val="0000" w:firstRow="0" w:lastRow="0" w:firstColumn="0" w:lastColumn="0" w:noHBand="0" w:noVBand="0"/>
       </w:tblPr>
       <w:tblGrid>
-        <w:gridCol w:w="2835"/>
-        <w:gridCol w:w="1202"/>
-        <w:gridCol w:w="1983"/>
-        <w:gridCol w:w="4753"/>
+        <w:gridCol w:w="3709"/>
+        <w:gridCol w:w="1064"/>
+        <w:gridCol w:w="1805"/>
+        <w:gridCol w:w="4195"/>
       </w:tblGrid>
       <w:tr>
         <w:trPr>
@@ -5113,7 +5113,16 @@
                 <w:sz w:val="20"/>
                 <w:szCs w:val="20"/>
               </w:rPr>
-              <w:t>，觸發到期排程任務，並具備</w:t>
+              <w:t>，觸發到期排程</w:t>
+            </w:r>
+            <w:r>
+              <w:rPr>
+                <w:rFonts w:eastAsia="微軟正黑體"/>
+                <w:sz w:val="20"/>
+                <w:szCs w:val="20"/>
+              </w:rPr>
+              <w:lastRenderedPageBreak/>
+              <w:t>任務，並具備</w:t>
             </w:r>
             <w:r>
               <w:rPr>
@@ -5179,7 +5188,7 @@
                 <w:szCs w:val="20"/>
               </w:rPr>
               <w:lastRenderedPageBreak/>
-              <w:t>task_heartbeat</w:t>
+              <w:t>task_heartbeat_incompleteTaskNotifier</w:t>
             </w:r>
             <w:r>
               <w:rPr>
@@ -5249,7 +5258,15 @@
                 <w:sz w:val="20"/>
                 <w:szCs w:val="20"/>
               </w:rPr>
-              <w:t>共用，已建立但邏輯休眠</w:t>
+              <w:t>共用，</w:t>
+            </w:r>
+            <w:r>
+              <w:rPr>
+                <w:rFonts w:eastAsia="微軟正黑體" w:hint="eastAsia"/>
+                <w:sz w:val="20"/>
+                <w:szCs w:val="20"/>
+              </w:rPr>
+              <w:t>未建立</w:t>
             </w:r>
           </w:p>
         </w:tc>
@@ -5320,79 +5337,33 @@
                 <w:sz w:val="20"/>
                 <w:szCs w:val="20"/>
               </w:rPr>
-              <w:t xml:space="preserve"> 1–2 </w:t>
-            </w:r>
-            <w:r>
-              <w:rPr>
-                <w:rFonts w:eastAsia="微軟正黑體"/>
-                <w:sz w:val="20"/>
-                <w:szCs w:val="20"/>
-              </w:rPr>
-              <w:t>天前的非排程未完成任務並回報；受全域布林變數</w:t>
-            </w:r>
-            <w:r>
-              <w:rPr>
-                <w:rFonts w:eastAsia="微軟正黑體"/>
-                <w:sz w:val="20"/>
-                <w:szCs w:val="20"/>
-              </w:rPr>
-              <w:t xml:space="preserve"> heartbeat </w:t>
-            </w:r>
-            <w:r>
-              <w:rPr>
-                <w:rFonts w:eastAsia="微軟正黑體"/>
-                <w:sz w:val="20"/>
-                <w:szCs w:val="20"/>
-              </w:rPr>
-              <w:t>控制，目前原始碼未提供任何</w:t>
-            </w:r>
-            <w:r>
-              <w:rPr>
-                <w:rFonts w:eastAsia="微軟正黑體"/>
-                <w:sz w:val="20"/>
-                <w:szCs w:val="20"/>
-              </w:rPr>
-              <w:t xml:space="preserve"> setter</w:t>
-            </w:r>
-            <w:r>
-              <w:rPr>
-                <w:rFonts w:eastAsia="微軟正黑體"/>
-                <w:sz w:val="20"/>
-                <w:szCs w:val="20"/>
-              </w:rPr>
-              <w:t>（無對應工具／</w:t>
-            </w:r>
-            <w:r>
-              <w:rPr>
-                <w:rFonts w:eastAsia="微軟正黑體"/>
-                <w:sz w:val="20"/>
-                <w:szCs w:val="20"/>
-              </w:rPr>
-              <w:t xml:space="preserve">env.json </w:t>
-            </w:r>
-            <w:r>
-              <w:rPr>
-                <w:rFonts w:eastAsia="微軟正黑體"/>
-                <w:sz w:val="20"/>
-                <w:szCs w:val="20"/>
-              </w:rPr>
-              <w:t>欄位），預設</w:t>
-            </w:r>
-            <w:r>
-              <w:rPr>
-                <w:rFonts w:eastAsia="微軟正黑體"/>
-                <w:sz w:val="20"/>
-                <w:szCs w:val="20"/>
-              </w:rPr>
-              <w:t xml:space="preserve"> false </w:t>
-            </w:r>
-            <w:r>
-              <w:rPr>
-                <w:rFonts w:eastAsia="微軟正黑體"/>
-                <w:sz w:val="20"/>
-                <w:szCs w:val="20"/>
-              </w:rPr>
-              <w:t>恆為休眠，需重新燒錄自訂韌體才能啟用</w:t>
+              <w:t xml:space="preserve"> 1</w:t>
+            </w:r>
+            <w:proofErr w:type="gramStart"/>
+            <w:r>
+              <w:rPr>
+                <w:rFonts w:eastAsia="微軟正黑體"/>
+                <w:sz w:val="20"/>
+                <w:szCs w:val="20"/>
+              </w:rPr>
+              <w:t>–</w:t>
+            </w:r>
+            <w:proofErr w:type="gramEnd"/>
+            <w:r>
+              <w:rPr>
+                <w:rFonts w:eastAsia="微軟正黑體"/>
+                <w:sz w:val="20"/>
+                <w:szCs w:val="20"/>
+              </w:rPr>
+              <w:t xml:space="preserve">2 </w:t>
+            </w:r>
+            <w:r>
+              <w:rPr>
+                <w:rFonts w:eastAsia="微軟正黑體"/>
+                <w:sz w:val="20"/>
+                <w:szCs w:val="20"/>
+              </w:rPr>
+              <w:t>天前的非排程未完成任務並回報</w:t>
             </w:r>
           </w:p>
         </w:tc>
@@ -5505,8 +5476,6 @@
               </w:rPr>
               <w:t>未建立</w:t>
             </w:r>
-            <w:bookmarkStart w:id="0" w:name="_GoBack"/>
-            <w:bookmarkEnd w:id="0"/>
           </w:p>
         </w:tc>
         <w:tc>
@@ -5566,12 +5535,18 @@
         <w:rPr>
           <w:rFonts w:eastAsia="微軟正黑體"/>
         </w:rPr>
-        <w:t xml:space="preserve">task_heartbeat </w:t>
+        <w:t>task_heartbeat_incompleteTaskNotifier</w:t>
       </w:r>
       <w:r>
         <w:rPr>
           <w:rFonts w:eastAsia="微軟正黑體"/>
         </w:rPr>
+        <w:t xml:space="preserve"> </w:t>
+      </w:r>
+      <w:r>
+        <w:rPr>
+          <w:rFonts w:eastAsia="微軟正黑體"/>
+        </w:rPr>
         <w:t>的機制：每</w:t>
       </w:r>
       <w:r>
@@ -5596,103 +5571,107 @@
         <w:rPr>
           <w:rFonts w:eastAsia="微軟正黑體"/>
         </w:rPr>
-        <w:t>秒切片，避免看門狗逾時），若</w:t>
+        <w:t>秒切片，避免看門狗逾時），以</w:t>
       </w:r>
       <w:r>
         <w:rPr>
           <w:rFonts w:eastAsia="微軟正黑體"/>
         </w:rPr>
-        <w:t xml:space="preserve"> heartbeat </w:t>
+        <w:t xml:space="preserve"> &lt;HEARTBEAT&gt; </w:t>
       </w:r>
       <w:r>
         <w:rPr>
           <w:rFonts w:eastAsia="微軟正黑體"/>
         </w:rPr>
-        <w:t>為</w:t>
+        <w:t>前綴的</w:t>
       </w:r>
       <w:r>
         <w:rPr>
           <w:rFonts w:eastAsia="微軟正黑體"/>
         </w:rPr>
-        <w:t xml:space="preserve"> true</w:t>
+        <w:t xml:space="preserve"> workId </w:t>
       </w:r>
       <w:r>
         <w:rPr>
           <w:rFonts w:eastAsia="微軟正黑體"/>
         </w:rPr>
-        <w:t>，會以</w:t>
+        <w:t>呼叫</w:t>
       </w:r>
       <w:r>
         <w:rPr>
           <w:rFonts w:eastAsia="微軟正黑體"/>
         </w:rPr>
-        <w:t xml:space="preserve"> &lt;HEARTBEAT&gt; </w:t>
+        <w:t xml:space="preserve"> llmChatRequest()</w:t>
       </w:r>
       <w:r>
         <w:rPr>
           <w:rFonts w:eastAsia="微軟正黑體"/>
         </w:rPr>
-        <w:t>前綴的</w:t>
+        <w:t>，要求</w:t>
       </w:r>
       <w:r>
         <w:rPr>
           <w:rFonts w:eastAsia="微軟正黑體"/>
         </w:rPr>
-        <w:t xml:space="preserve"> workId </w:t>
+        <w:t xml:space="preserve"> LLM </w:t>
       </w:r>
       <w:r>
         <w:rPr>
           <w:rFonts w:eastAsia="微軟正黑體"/>
         </w:rPr>
-        <w:t>呼叫</w:t>
+        <w:t>掃描</w:t>
       </w:r>
       <w:r>
         <w:rPr>
           <w:rFonts w:eastAsia="微軟正黑體"/>
         </w:rPr>
-        <w:t xml:space="preserve"> llmChatRequest()</w:t>
+        <w:t xml:space="preserve"> historicalMessages</w:t>
       </w:r>
       <w:r>
         <w:rPr>
           <w:rFonts w:eastAsia="微軟正黑體"/>
         </w:rPr>
-        <w:t>，要求</w:t>
+        <w:t>、找出時間戳記介於</w:t>
       </w:r>
       <w:r>
         <w:rPr>
           <w:rFonts w:eastAsia="微軟正黑體"/>
         </w:rPr>
-        <w:t xml:space="preserve"> LLM </w:t>
-      </w:r>
+        <w:t xml:space="preserve"> 1</w:t>
+      </w:r>
+      <w:proofErr w:type="gramStart"/>
       <w:r>
         <w:rPr>
           <w:rFonts w:eastAsia="微軟正黑體"/>
         </w:rPr>
-        <w:t>掃描</w:t>
-      </w:r>
+        <w:t>–</w:t>
+      </w:r>
+      <w:proofErr w:type="gramEnd"/>
       <w:r>
         <w:rPr>
           <w:rFonts w:eastAsia="微軟正黑體"/>
         </w:rPr>
-        <w:t xml:space="preserve"> historicalMessages</w:t>
+        <w:t xml:space="preserve">2 </w:t>
       </w:r>
       <w:r>
         <w:rPr>
           <w:rFonts w:eastAsia="微軟正黑體"/>
         </w:rPr>
-        <w:t>、找出時間戳記介於</w:t>
-      </w:r>
+        <w:t>天前、尚未回報完成的「非排程」任務並整理成單一狀態報告回傳給使用者；已由</w:t>
+      </w:r>
+      <w:proofErr w:type="gramStart"/>
       <w:r>
         <w:rPr>
           <w:rFonts w:eastAsia="微軟正黑體"/>
         </w:rPr>
-        <w:t xml:space="preserve"> 1–2 </w:t>
-      </w:r>
+        <w:t>獨立排</w:t>
+      </w:r>
+      <w:proofErr w:type="gramEnd"/>
       <w:r>
         <w:rPr>
           <w:rFonts w:eastAsia="微軟正黑體"/>
         </w:rPr>
-        <w:t>天前、尚未回報完成的「非排程」任務並整理成單一狀態報告回傳給使用者；已由獨立排程系統（</w:t>
+        <w:t>程系統（</w:t>
       </w:r>
       <w:r>
         <w:rPr>
@@ -5706,79 +5685,12 @@
         </w:rPr>
         <w:t>）管理的任務會被明確排除，避免重複回報。</w:t>
       </w:r>
+      <w:r>
+        <w:br/>
+      </w:r>
+      <w:bookmarkStart w:id="0" w:name="_GoBack"/>
+      <w:bookmarkEnd w:id="0"/>
     </w:p>
-    <w:p>
-      <w:pPr>
-        <w:spacing w:before="120" w:after="120"/>
-      </w:pPr>
-      <w:r>
-        <w:rPr>
-          <w:rFonts w:eastAsia="微軟正黑體"/>
-        </w:rPr>
-        <w:t>啟用狀態：</w:t>
-      </w:r>
-      <w:r>
-        <w:rPr>
-          <w:rFonts w:eastAsia="微軟正黑體"/>
-        </w:rPr>
-        <w:t xml:space="preserve">heartbeat </w:t>
-      </w:r>
-      <w:r>
-        <w:rPr>
-          <w:rFonts w:eastAsia="微軟正黑體"/>
-        </w:rPr>
-        <w:t>全域布林變數預設為</w:t>
-      </w:r>
-      <w:r>
-        <w:rPr>
-          <w:rFonts w:eastAsia="微軟正黑體"/>
-        </w:rPr>
-        <w:t xml:space="preserve"> false</w:t>
-      </w:r>
-      <w:r>
-        <w:rPr>
-          <w:rFonts w:eastAsia="微軟正黑體"/>
-        </w:rPr>
-        <w:t>，且目前程式碼庫中未提供任何執行期</w:t>
-      </w:r>
-      <w:r>
-        <w:rPr>
-          <w:rFonts w:eastAsia="微軟正黑體"/>
-        </w:rPr>
-        <w:t xml:space="preserve"> setter</w:t>
-      </w:r>
-      <w:r>
-        <w:rPr>
-          <w:rFonts w:eastAsia="微軟正黑體"/>
-        </w:rPr>
-        <w:t>（無對應工具、無</w:t>
-      </w:r>
-      <w:r>
-        <w:rPr>
-          <w:rFonts w:eastAsia="微軟正黑體"/>
-        </w:rPr>
-        <w:t xml:space="preserve"> env.json </w:t>
-      </w:r>
-      <w:r>
-        <w:rPr>
-          <w:rFonts w:eastAsia="微軟正黑體"/>
-        </w:rPr>
-        <w:t>欄位、</w:t>
-      </w:r>
-      <w:r>
-        <w:rPr>
-          <w:rFonts w:eastAsia="微軟正黑體"/>
-        </w:rPr>
-        <w:t xml:space="preserve">/updateConfig </w:t>
-      </w:r>
-      <w:r>
-        <w:rPr>
-          <w:rFonts w:eastAsia="微軟正黑體"/>
-        </w:rPr>
-        <w:t>亦不涉及此變數）。換言之，此任務雖已建立並持續執行排程迴圈，但迴圈內邏輯永遠不會觸發，屬於已預留但尚未串接控制介面的功能；若要啟用，需直接修改韌體原始碼中的初始值並重新燒錄。</w:t>
-      </w:r>
-    </w:p>
-    <w:p/>
     <w:tbl>
       <w:tblPr>
         <w:tblW w:w="10773" w:type="dxa"/>
@@ -6487,6 +6399,7 @@
                 <w:bCs/>
                 <w:color w:val="FFFFFF"/>
               </w:rPr>
+              <w:lastRenderedPageBreak/>
               <w:t>ℹ 重要：soul.md 或 device.md 缺失會觸發自動重啟</w:t>
             </w:r>
           </w:p>

--- a/Document/fuClaw_AIoT_Agent_技術教學手冊.docx
+++ b/Document/fuClaw_AIoT_Agent_技術教學手冊.docx
@@ -4160,9 +4160,9 @@
       </w:tblPr>
       <w:tblGrid>
         <w:gridCol w:w="3709"/>
-        <w:gridCol w:w="1064"/>
-        <w:gridCol w:w="1805"/>
-        <w:gridCol w:w="4195"/>
+        <w:gridCol w:w="1049"/>
+        <w:gridCol w:w="1879"/>
+        <w:gridCol w:w="4136"/>
       </w:tblGrid>
       <w:tr>
         <w:trPr>
@@ -5181,6 +5181,7 @@
             <w:pPr>
               <w:spacing w:after="20"/>
             </w:pPr>
+            <w:bookmarkStart w:id="0" w:name="_GoBack" w:colFirst="0" w:colLast="3"/>
             <w:r>
               <w:rPr>
                 <w:rFonts w:eastAsia="微軟正黑體"/>
@@ -5196,7 +5197,7 @@
                 <w:sz w:val="20"/>
                 <w:szCs w:val="20"/>
               </w:rPr>
-              <w:t>（選用，目前休眠）</w:t>
+              <w:t>（選用）</w:t>
             </w:r>
           </w:p>
         </w:tc>
@@ -5268,6 +5269,62 @@
               </w:rPr>
               <w:t>未建立</w:t>
             </w:r>
+            <w:r>
+              <w:rPr>
+                <w:rFonts w:eastAsia="微軟正黑體" w:hint="eastAsia"/>
+                <w:sz w:val="20"/>
+                <w:szCs w:val="20"/>
+              </w:rPr>
+              <w:t>。</w:t>
+            </w:r>
+            <w:r>
+              <w:rPr>
+                <w:rFonts w:eastAsia="微軟正黑體" w:hint="eastAsia"/>
+                <w:sz w:val="20"/>
+                <w:szCs w:val="20"/>
+              </w:rPr>
+              <w:t>可於</w:t>
+            </w:r>
+            <w:r>
+              <w:rPr>
+                <w:rFonts w:eastAsia="微軟正黑體" w:hint="eastAsia"/>
+                <w:sz w:val="20"/>
+                <w:szCs w:val="20"/>
+              </w:rPr>
+              <w:t>setup()</w:t>
+            </w:r>
+            <w:r>
+              <w:rPr>
+                <w:rFonts w:eastAsia="微軟正黑體" w:hint="eastAsia"/>
+                <w:sz w:val="20"/>
+                <w:szCs w:val="20"/>
+              </w:rPr>
+              <w:t>中取消</w:t>
+            </w:r>
+            <w:r>
+              <w:rPr>
+                <w:rFonts w:eastAsia="微軟正黑體"/>
+                <w:sz w:val="20"/>
+                <w:szCs w:val="20"/>
+              </w:rPr>
+              <w:t>xTaskCreate(</w:t>
+            </w:r>
+            <w:r>
+              <w:rPr>
+                <w:rFonts w:eastAsia="微軟正黑體" w:hint="eastAsia"/>
+                <w:sz w:val="20"/>
+                <w:szCs w:val="20"/>
+              </w:rPr>
+              <w:t>)</w:t>
+            </w:r>
+            <w:r>
+              <w:rPr>
+                <w:rFonts w:eastAsia="微軟正黑體" w:hint="eastAsia"/>
+                <w:sz w:val="20"/>
+                <w:szCs w:val="20"/>
+              </w:rPr>
+              <w:t>註解啟用。</w:t>
+            </w:r>
           </w:p>
         </w:tc>
         <w:tc>
@@ -5368,6 +5425,7 @@
           </w:p>
         </w:tc>
       </w:tr>
+      <w:bookmarkEnd w:id="0"/>
       <w:tr>
         <w:tc>
           <w:tcPr>
@@ -5475,6 +5533,54 @@
                 <w:szCs w:val="20"/>
               </w:rPr>
               <w:t>未建立</w:t>
+            </w:r>
+            <w:r>
+              <w:rPr>
+                <w:rFonts w:eastAsia="微軟正黑體" w:hint="eastAsia"/>
+                <w:sz w:val="20"/>
+                <w:szCs w:val="20"/>
+              </w:rPr>
+              <w:t>。可於</w:t>
+            </w:r>
+            <w:r>
+              <w:rPr>
+                <w:rFonts w:eastAsia="微軟正黑體" w:hint="eastAsia"/>
+                <w:sz w:val="20"/>
+                <w:szCs w:val="20"/>
+              </w:rPr>
+              <w:t>setup()</w:t>
+            </w:r>
+            <w:r>
+              <w:rPr>
+                <w:rFonts w:eastAsia="微軟正黑體" w:hint="eastAsia"/>
+                <w:sz w:val="20"/>
+                <w:szCs w:val="20"/>
+              </w:rPr>
+              <w:t>中取消</w:t>
+            </w:r>
+            <w:r>
+              <w:rPr>
+                <w:rFonts w:eastAsia="微軟正黑體"/>
+                <w:sz w:val="20"/>
+                <w:szCs w:val="20"/>
+              </w:rPr>
+              <w:t>xTaskCreate(</w:t>
+            </w:r>
+            <w:r>
+              <w:rPr>
+                <w:rFonts w:eastAsia="微軟正黑體" w:hint="eastAsia"/>
+                <w:sz w:val="20"/>
+                <w:szCs w:val="20"/>
+              </w:rPr>
+              <w:t>)</w:t>
+            </w:r>
+            <w:r>
+              <w:rPr>
+                <w:rFonts w:eastAsia="微軟正黑體" w:hint="eastAsia"/>
+                <w:sz w:val="20"/>
+                <w:szCs w:val="20"/>
+              </w:rPr>
+              <w:t>註解啟用。</w:t>
             </w:r>
           </w:p>
         </w:tc>
@@ -5688,8 +5794,6 @@
       <w:r>
         <w:br/>
       </w:r>
-      <w:bookmarkStart w:id="0" w:name="_GoBack"/>
-      <w:bookmarkEnd w:id="0"/>
     </w:p>
     <w:tbl>
       <w:tblPr>
@@ -6349,7 +6453,14 @@
         <w:rPr>
           <w:rFonts w:eastAsia="Arial"/>
         </w:rPr>
-        <w:t>llmChatRequest() 與 llmSearchRequest() 的 tools 參數在呼叫時直接選擇上述三者之一；這兩個函式僅為派工外殼，依 llmType 內部呼叫對應供應商的實作（geminiChatRequest()／openaiChatRequest()／grokChatRequest()，詳見 2.6 節）。語音轉文字管線 sendFileToLlm() 則完全繞過三組系統提示詞，同樣依 llmType 派工至 sendFileToGemini()／sendFileToOpenAI()／sendFileToGrok()，僅送出音訊資料與最小化的轉錄指令，確保 Token 用量最小且不受工具路由邏輯干擾。</w:t>
+        <w:t>llmChatRequest() 與 llmSearchRequest() 的 tools 參數在呼叫時直接選擇上述三者之一；這兩個函式僅為派工</w:t>
+      </w:r>
+      <w:r>
+        <w:rPr>
+          <w:rFonts w:eastAsia="Arial"/>
+        </w:rPr>
+        <w:lastRenderedPageBreak/>
+        <w:t>外殼，依 llmType 內部呼叫對應供應商的實作（geminiChatRequest()／openaiChatRequest()／grokChatRequest()，詳見 2.6 節）。語音轉文字管線 sendFileToLlm() 則完全繞過三組系統提示詞，同樣依 llmType 派工至 sendFileToGemini()／sendFileToOpenAI()／sendFileToGrok()，僅送出音訊資料與最小化的轉錄指令，確保 Token 用量最小且不受工具路由邏輯干擾。</w:t>
       </w:r>
     </w:p>
     <w:tbl>
@@ -6399,7 +6510,6 @@
                 <w:bCs/>
                 <w:color w:val="FFFFFF"/>
               </w:rPr>
-              <w:lastRenderedPageBreak/>
               <w:t>ℹ 重要：soul.md 或 device.md 缺失會觸發自動重啟</w:t>
             </w:r>
           </w:p>
